--- a/deliverables/문병로_교수의_메트릭_스튜디오_02_01부터_04_블로그_게시용.docx
+++ b/deliverables/문병로_교수의_메트릭_스튜디오_02_01부터_04_블로그_게시용.docx
@@ -110,7 +110,7 @@
           <w:rFonts w:ascii="Malgun Gothic" w:hAnsi="Malgun Gothic" w:eastAsia="Malgun Gothic"/>
           <w:sz w:val="22"/>
         </w:rPr>
-        <w:t>예전에 팩터 포트폴리오를 만들 때도 비슷한 문제가 있었다. 조건을 추가할수록 백테스트의 모양은 좋아 보였지만, 종목 수는 줄고 거래 가능성은 사라졌다. 당시에는 조건이 지나치게 엄격하다고만 생각했다. 지금 다시 보면 나는 수익률을 최적화한 것이 아니라, 거래하기 어려운 표본을 골라낸 것일 수 있다.</w:t>
+        <w:t>금융인공지능 프로젝트에서 팩터 포트폴리오를 만들 때도 비슷한 일이 있었다. PER, ROE, 모멘텀, 유동성 조건을 하나씩 더할수록 백테스트의 곡선은 좋아 보였다. 대신 종목 수는 줄었고, 실제로 주문을 낼 수 있는 종목은 빠르게 사라졌다. 당시에는 조건이 지나치게 엄격하다고만 생각했다. 지금 다시 보면 나는 수익률을 최적화한 것이 아니라, 거래하기 어려운 표본을 골라낸 것일 수 있다.</w:t>
       </w:r>
     </w:p>
     <w:p>
@@ -979,6 +979,30 @@
           <w:rFonts w:ascii="Malgun Gothic" w:hAnsi="Malgun Gothic" w:eastAsia="Malgun Gothic"/>
           <w:sz w:val="22"/>
         </w:rPr>
+        <w:t>여기서 기간 표기를 분리할 필요가 있다. 신호를 만드는 수정주가·거래량·시가총액 패널의 마지막 월은 2026년 4월이다. 표의 검증 종료가 2026년 5월인 이유는 2026년 4월에 선택한 종목의 한 달 뒤 수익률을 관측했기 때문이다. 입력 데이터의 마지막 월과 평가 수익률의 마지막 월을 같은 뜻으로 쓰면 안 된다.</w:t>
+      </w:r>
+    </w:p>
+    <w:p>
+      <w:pPr>
+        <w:spacing w:after="160" w:line="320" w:lineRule="auto"/>
+      </w:pPr>
+      <w:r>
+        <w:rPr>
+          <w:rFonts w:ascii="Malgun Gothic" w:hAnsi="Malgun Gothic" w:eastAsia="Malgun Gothic"/>
+          <w:sz w:val="22"/>
+        </w:rPr>
+        <w:t>## 결과를 신뢰하지 않기 위해 다시 한 일</w:t>
+      </w:r>
+    </w:p>
+    <w:p>
+      <w:pPr>
+        <w:spacing w:after="160" w:line="320" w:lineRule="auto"/>
+      </w:pPr>
+      <w:r>
+        <w:rPr>
+          <w:rFonts w:ascii="Malgun Gothic" w:hAnsi="Malgun Gothic" w:eastAsia="Malgun Gothic"/>
+          <w:sz w:val="22"/>
+        </w:rPr>
         <w:t>이 결과는 최고점을 고른 뒤 같은 기간에서 다시 칭찬한 것은 아니라는 점을 보여준다. 다음으로 원시 DataGuide 거래정지구분 패널을 직접 연결했다. 선택 시점에 상태가 ‘정상’이 아닌 종목 1,908개를 제외한 뒤, 같은 소형주 전략을 다시 실행했다.</w:t>
       </w:r>
     </w:p>
@@ -1119,6 +1143,18 @@
           <w:sz w:val="22"/>
         </w:rPr>
         <w:t>그렇다고 41.1%를 알파라고 부를 수는 없다. 같은 유동성 상위 90% 유니버스를 동일가중한 벤치마크의 CAGR은 8.7%였고, 상대 CAGR은 29.8%였다. 월별 회귀에서 벤치마크 베타는 0.83, 절편은 월 2.54%였으며 절편 t-통계량은 6.04였다. 적어도 결과가 넓은 유동성 시장을 단순히 많이 산 효과만은 아니라는 반증이다. 규모 외의 위험요인을 통제한 완전한 요인 알파와는 다른 주장이다.</w:t>
+      </w:r>
+    </w:p>
+    <w:p>
+      <w:pPr>
+        <w:spacing w:after="160" w:line="320" w:lineRule="auto"/>
+      </w:pPr>
+      <w:r>
+        <w:rPr>
+          <w:rFonts w:ascii="Malgun Gothic" w:hAnsi="Malgun Gothic" w:eastAsia="Malgun Gothic"/>
+          <w:sz w:val="22"/>
+        </w:rPr>
+        <w:t>## 이 글이 아직 투자 권유가 아닌 이유</w:t>
       </w:r>
     </w:p>
     <w:p>
@@ -1435,6 +1471,18 @@
           <w:sz w:val="22"/>
         </w:rPr>
         <w:t>저자는 대중의 관심을 많이 받는 인기주의 예후가 상대적으로 나쁠 수 있다고 말한다. 사람들이 한 종목에 몰리면 기대가 가격에 먼저 반영되고, 이후 수익률은 낮아질 수 있다는 설명이다. 이 주장은 직관적이다. 그래서 더 위험하다. 데이터를 돌리기 전에 ‘관심’이 정확히 무엇인지부터 정하지 않으면, 결과는 쉽게 내가 원하는 이야기로 바뀐다.</w:t>
+      </w:r>
+    </w:p>
+    <w:p>
+      <w:pPr>
+        <w:spacing w:after="160" w:line="320" w:lineRule="auto"/>
+      </w:pPr>
+      <w:r>
+        <w:rPr>
+          <w:rFonts w:ascii="Malgun Gothic" w:hAnsi="Malgun Gothic" w:eastAsia="Malgun Gothic"/>
+          <w:sz w:val="22"/>
+        </w:rPr>
+        <w:t>내 프로젝트에서 거래회전율은 가장 편리한 변수였다. 가격과 거래량만 있으면 바로 계산할 수 있고, 높은 회전율을 가진 종목을 ‘사람들이 많이 보는 종목’이라고 부르기도 쉬웠다. 그러나 편리하게 계산된 변수와 실제로 측정하려는 행동이 같다는 보장은 없다. 이번에는 그 간격을 그냥 해석으로 메우지 않기로 했다.</w:t>
       </w:r>
     </w:p>
     <w:p>
@@ -2183,6 +2231,18 @@
     </w:p>
     <w:p>
       <w:pPr>
+        <w:spacing w:after="160" w:line="320" w:lineRule="auto"/>
+      </w:pPr>
+      <w:r>
+        <w:rPr>
+          <w:rFonts w:ascii="Malgun Gothic" w:hAnsi="Malgun Gothic" w:eastAsia="Malgun Gothic"/>
+          <w:sz w:val="22"/>
+        </w:rPr>
+        <w:t>실제로 나는 전략이 불안해 보일 때마다 조건을 더 붙이는 방식으로 대응해 왔다. 저평가, 수익성, 모멘텀, 유동성처럼 이름이 다른 신호를 함께 통과한 종목은 더 엄격하게 고른 종목처럼 보였다. 문제는 이름이 다른 신호들이 정말 다른 근거인지였다. 모두 가격·거래량·시가총액에서 출발했다면, 모델 수를 늘린 것이 아니라 같은 판단을 여러 번 세었을 수 있다.</w:t>
+      </w:r>
+    </w:p>
+    <w:p>
+      <w:pPr>
         <w:keepNext/>
         <w:spacing w:before="120" w:after="60"/>
         <w:jc w:val="center"/>
@@ -2843,6 +2903,18 @@
           <w:sz w:val="22"/>
         </w:rPr>
         <w:t>2장에는 강한 주식이 계속 강해지는지에 대한 상반된 결과가 나온다. 어떤 연구에서는 모멘텀이, 어떤 연구에서는 반전이, 또 다른 연구에서는 둘 다 뚜렷하지 않다. 처음에는 어느 결과가 맞는지를 가려야 한다고 생각했다. 그런데 같은 질문에서 서로 다른 결론이 반복된다면, 시장을 하나의 법칙으로 설명하려는 방식부터 의심해야 한다.</w:t>
+      </w:r>
+    </w:p>
+    <w:p>
+      <w:pPr>
+        <w:spacing w:after="160" w:line="320" w:lineRule="auto"/>
+      </w:pPr>
+      <w:r>
+        <w:rPr>
+          <w:rFonts w:ascii="Malgun Gothic" w:hAnsi="Malgun Gothic" w:eastAsia="Malgun Gothic"/>
+          <w:sz w:val="22"/>
+        </w:rPr>
+        <w:t>내가 백테스트를 하며 가장 자주 한 행동도 승자를 고르는 일이었다. 기간을 조금 바꾸면 모멘텀이 앞섰고, 유동성 기준을 바꾸면 반전이 다시 좋아 보였다. 그때마다 더 좋은 파라미터를 찾으려 했다. 이번에는 그 경쟁의 승자를 고르지 않고, 후보들이 함께 약해지는 순간 자체를 데이터로 만들기로 했다.</w:t>
       </w:r>
     </w:p>
     <w:p>
